--- a/english-speaking/speaking_part_1.docx
+++ b/english-speaking/speaking_part_1.docx
@@ -50,35 +50,7 @@
         <w:rPr>
           <w:rFonts w:ascii="Times New Roman" w:hAnsi="Times New Roman"/>
         </w:rPr>
-        <w:t xml:space="preserve">Sure. My full name is Nguyen </w:t>
-      </w:r>
-      <w:r>
-        <w:rPr>
-          <w:rFonts w:ascii="Times New Roman" w:hAnsi="Times New Roman"/>
-        </w:rPr>
-        <w:t>Phuc Anh Khoi</w:t>
-      </w:r>
-      <w:r>
-        <w:rPr>
-          <w:rFonts w:ascii="Times New Roman" w:hAnsi="Times New Roman"/>
-        </w:rPr>
-        <w:t>. “Nguyen” is my family name, which is quite common in Vietnam.</w:t>
-      </w:r>
-    </w:p>
-    <w:p>
-      <w:pPr>
-        <w:pStyle w:val="Normal"/>
-        <w:bidi w:val="0"/>
-        <w:jc w:val="start"/>
-        <w:rPr>
-          <w:rFonts w:ascii="Times New Roman" w:hAnsi="Times New Roman"/>
-        </w:rPr>
-      </w:pPr>
-      <w:r>
-        <w:rPr>
-          <w:rFonts w:ascii="Times New Roman" w:hAnsi="Times New Roman"/>
-        </w:rPr>
-        <w:t>***** ***** ***** ***** *****</w:t>
+        <w:t>Sure. My full name is Nguyen Phuc Anh Khoi. “Nguyen” is my family name, which is quite common in Vietnam.</w:t>
       </w:r>
     </w:p>
     <w:p>
@@ -143,22 +115,6 @@
         <w:rPr>
           <w:rFonts w:ascii="Times New Roman" w:hAnsi="Times New Roman"/>
         </w:rPr>
-        <w:t>***** ***** ***** ***** ***** ***** ***** *****</w:t>
-      </w:r>
-    </w:p>
-    <w:p>
-      <w:pPr>
-        <w:pStyle w:val="Normal"/>
-        <w:bidi w:val="0"/>
-        <w:jc w:val="start"/>
-        <w:rPr>
-          <w:rFonts w:ascii="Times New Roman" w:hAnsi="Times New Roman"/>
-        </w:rPr>
-      </w:pPr>
-      <w:r>
-        <w:rPr>
-          <w:rFonts w:ascii="Times New Roman" w:hAnsi="Times New Roman"/>
-        </w:rPr>
       </w:r>
     </w:p>
     <w:p>
@@ -208,22 +164,6 @@
         <w:rPr>
           <w:rFonts w:ascii="Times New Roman" w:hAnsi="Times New Roman"/>
         </w:rPr>
-        <w:t>***** ***** ***** ***** ***** ***** ***** ***** ***** *****</w:t>
-      </w:r>
-    </w:p>
-    <w:p>
-      <w:pPr>
-        <w:pStyle w:val="Normal"/>
-        <w:bidi w:val="0"/>
-        <w:jc w:val="start"/>
-        <w:rPr>
-          <w:rFonts w:ascii="Times New Roman" w:hAnsi="Times New Roman"/>
-        </w:rPr>
-      </w:pPr>
-      <w:r>
-        <w:rPr>
-          <w:rFonts w:ascii="Times New Roman" w:hAnsi="Times New Roman"/>
-        </w:rPr>
       </w:r>
     </w:p>
     <w:p>
@@ -273,22 +213,6 @@
         <w:rPr>
           <w:rFonts w:ascii="Times New Roman" w:hAnsi="Times New Roman"/>
         </w:rPr>
-        <w:t>***** ***** ***** ***** ***** ***** ***** ***** ***** *****</w:t>
-      </w:r>
-    </w:p>
-    <w:p>
-      <w:pPr>
-        <w:pStyle w:val="Normal"/>
-        <w:bidi w:val="0"/>
-        <w:jc w:val="start"/>
-        <w:rPr>
-          <w:rFonts w:ascii="Times New Roman" w:hAnsi="Times New Roman"/>
-        </w:rPr>
-      </w:pPr>
-      <w:r>
-        <w:rPr>
-          <w:rFonts w:ascii="Times New Roman" w:hAnsi="Times New Roman"/>
-        </w:rPr>
       </w:r>
     </w:p>
     <w:p>
@@ -323,22 +247,6 @@
           <w:rFonts w:ascii="Times New Roman" w:hAnsi="Times New Roman"/>
         </w:rPr>
         <w:t>I’m a programmer, and I mostly work on software development projects.</w:t>
-      </w:r>
-    </w:p>
-    <w:p>
-      <w:pPr>
-        <w:pStyle w:val="Normal"/>
-        <w:bidi w:val="0"/>
-        <w:jc w:val="start"/>
-        <w:rPr>
-          <w:rFonts w:ascii="Times New Roman" w:hAnsi="Times New Roman"/>
-        </w:rPr>
-      </w:pPr>
-      <w:r>
-        <w:rPr>
-          <w:rFonts w:ascii="Times New Roman" w:hAnsi="Times New Roman"/>
-        </w:rPr>
-        <w:t>***** ***** ***** ***** ***** ***** ***** ***** ***** *****</w:t>
       </w:r>
     </w:p>
     <w:p>
@@ -420,22 +328,6 @@
         <w:rPr>
           <w:rFonts w:ascii="Times New Roman" w:hAnsi="Times New Roman"/>
         </w:rPr>
-        <w:t>***** ***** ***** ***** ***** ***** ***** ***** ***** *****</w:t>
-      </w:r>
-    </w:p>
-    <w:p>
-      <w:pPr>
-        <w:pStyle w:val="Normal"/>
-        <w:bidi w:val="0"/>
-        <w:jc w:val="start"/>
-        <w:rPr>
-          <w:rFonts w:ascii="Times New Roman" w:hAnsi="Times New Roman"/>
-        </w:rPr>
-      </w:pPr>
-      <w:r>
-        <w:rPr>
-          <w:rFonts w:ascii="Times New Roman" w:hAnsi="Times New Roman"/>
-        </w:rPr>
       </w:r>
     </w:p>
     <w:p>
@@ -485,22 +377,6 @@
         <w:rPr>
           <w:rFonts w:ascii="Times New Roman" w:hAnsi="Times New Roman"/>
         </w:rPr>
-        <w:t>***** ***** ***** ***** ***** ***** ***** ***** ***** *****</w:t>
-      </w:r>
-    </w:p>
-    <w:p>
-      <w:pPr>
-        <w:pStyle w:val="Normal"/>
-        <w:bidi w:val="0"/>
-        <w:jc w:val="start"/>
-        <w:rPr>
-          <w:rFonts w:ascii="Times New Roman" w:hAnsi="Times New Roman"/>
-        </w:rPr>
-      </w:pPr>
-      <w:r>
-        <w:rPr>
-          <w:rFonts w:ascii="Times New Roman" w:hAnsi="Times New Roman"/>
-        </w:rPr>
       </w:r>
     </w:p>
     <w:p>
@@ -550,22 +426,6 @@
         <w:rPr>
           <w:rFonts w:ascii="Times New Roman" w:hAnsi="Times New Roman"/>
         </w:rPr>
-        <w:t>***** ***** ***** ***** ***** ***** ***** ***** ***** *****</w:t>
-      </w:r>
-    </w:p>
-    <w:p>
-      <w:pPr>
-        <w:pStyle w:val="Normal"/>
-        <w:bidi w:val="0"/>
-        <w:jc w:val="start"/>
-        <w:rPr>
-          <w:rFonts w:ascii="Times New Roman" w:hAnsi="Times New Roman"/>
-        </w:rPr>
-      </w:pPr>
-      <w:r>
-        <w:rPr>
-          <w:rFonts w:ascii="Times New Roman" w:hAnsi="Times New Roman"/>
-        </w:rPr>
       </w:r>
     </w:p>
     <w:p>
@@ -615,22 +475,6 @@
         <w:rPr>
           <w:rFonts w:ascii="Times New Roman" w:hAnsi="Times New Roman"/>
         </w:rPr>
-        <w:t>***** ***** ***** ***** ***** ***** ***** ***** ***** *****</w:t>
-      </w:r>
-    </w:p>
-    <w:p>
-      <w:pPr>
-        <w:pStyle w:val="Normal"/>
-        <w:bidi w:val="0"/>
-        <w:jc w:val="start"/>
-        <w:rPr>
-          <w:rFonts w:ascii="Times New Roman" w:hAnsi="Times New Roman"/>
-        </w:rPr>
-      </w:pPr>
-      <w:r>
-        <w:rPr>
-          <w:rFonts w:ascii="Times New Roman" w:hAnsi="Times New Roman"/>
-        </w:rPr>
       </w:r>
     </w:p>
     <w:p>
@@ -680,22 +524,6 @@
         <w:rPr>
           <w:rFonts w:ascii="Times New Roman" w:hAnsi="Times New Roman"/>
         </w:rPr>
-        <w:t>***** ***** ***** ***** ***** ***** ***** ***** ***** *****</w:t>
-      </w:r>
-    </w:p>
-    <w:p>
-      <w:pPr>
-        <w:pStyle w:val="Normal"/>
-        <w:bidi w:val="0"/>
-        <w:jc w:val="start"/>
-        <w:rPr>
-          <w:rFonts w:ascii="Times New Roman" w:hAnsi="Times New Roman"/>
-        </w:rPr>
-      </w:pPr>
-      <w:r>
-        <w:rPr>
-          <w:rFonts w:ascii="Times New Roman" w:hAnsi="Times New Roman"/>
-        </w:rPr>
       </w:r>
     </w:p>
     <w:p>
@@ -745,22 +573,6 @@
         <w:rPr>
           <w:rFonts w:ascii="Times New Roman" w:hAnsi="Times New Roman"/>
         </w:rPr>
-        <w:t>***** ***** ***** ***** ***** ***** ***** ***** ***** *****</w:t>
-      </w:r>
-    </w:p>
-    <w:p>
-      <w:pPr>
-        <w:pStyle w:val="Normal"/>
-        <w:bidi w:val="0"/>
-        <w:jc w:val="start"/>
-        <w:rPr>
-          <w:rFonts w:ascii="Times New Roman" w:hAnsi="Times New Roman"/>
-        </w:rPr>
-      </w:pPr>
-      <w:r>
-        <w:rPr>
-          <w:rFonts w:ascii="Times New Roman" w:hAnsi="Times New Roman"/>
-        </w:rPr>
       </w:r>
     </w:p>
     <w:p>
@@ -810,7 +622,36 @@
         <w:rPr>
           <w:rFonts w:ascii="Times New Roman" w:hAnsi="Times New Roman"/>
         </w:rPr>
-        <w:t>***** ***** ***** ***** ***** ***** ***** ***** ***** *****</w:t>
+      </w:r>
+    </w:p>
+    <w:p>
+      <w:pPr>
+        <w:pStyle w:val="Normal"/>
+        <w:bidi w:val="0"/>
+        <w:jc w:val="start"/>
+        <w:rPr>
+          <w:rFonts w:ascii="Times New Roman" w:hAnsi="Times New Roman"/>
+        </w:rPr>
+      </w:pPr>
+      <w:r>
+        <w:rPr>
+          <w:rFonts w:ascii="Times New Roman" w:hAnsi="Times New Roman"/>
+        </w:rPr>
+      </w:r>
+    </w:p>
+    <w:p>
+      <w:pPr>
+        <w:pStyle w:val="Normal"/>
+        <w:bidi w:val="0"/>
+        <w:jc w:val="start"/>
+        <w:rPr>
+          <w:rFonts w:ascii="Times New Roman" w:hAnsi="Times New Roman"/>
+        </w:rPr>
+      </w:pPr>
+      <w:r>
+        <w:rPr>
+          <w:rFonts w:ascii="Times New Roman" w:hAnsi="Times New Roman"/>
+        </w:rPr>
       </w:r>
     </w:p>
     <w:p>
@@ -892,22 +733,6 @@
         <w:rPr>
           <w:rFonts w:ascii="Times New Roman" w:hAnsi="Times New Roman"/>
         </w:rPr>
-        <w:t>***** ***** ***** ***** ***** ***** ***** ***** ***** *****</w:t>
-      </w:r>
-    </w:p>
-    <w:p>
-      <w:pPr>
-        <w:pStyle w:val="Normal"/>
-        <w:bidi w:val="0"/>
-        <w:jc w:val="start"/>
-        <w:rPr>
-          <w:rFonts w:ascii="Times New Roman" w:hAnsi="Times New Roman"/>
-        </w:rPr>
-      </w:pPr>
-      <w:r>
-        <w:rPr>
-          <w:rFonts w:ascii="Times New Roman" w:hAnsi="Times New Roman"/>
-        </w:rPr>
       </w:r>
     </w:p>
     <w:p>
@@ -957,22 +782,6 @@
         <w:rPr>
           <w:rFonts w:ascii="Times New Roman" w:hAnsi="Times New Roman"/>
         </w:rPr>
-        <w:t>***** ***** ***** ***** ***** ***** ***** ***** ***** *****</w:t>
-      </w:r>
-    </w:p>
-    <w:p>
-      <w:pPr>
-        <w:pStyle w:val="Normal"/>
-        <w:bidi w:val="0"/>
-        <w:jc w:val="start"/>
-        <w:rPr>
-          <w:rFonts w:ascii="Times New Roman" w:hAnsi="Times New Roman"/>
-        </w:rPr>
-      </w:pPr>
-      <w:r>
-        <w:rPr>
-          <w:rFonts w:ascii="Times New Roman" w:hAnsi="Times New Roman"/>
-        </w:rPr>
       </w:r>
     </w:p>
     <w:p>
@@ -1022,22 +831,6 @@
         <w:rPr>
           <w:rFonts w:ascii="Times New Roman" w:hAnsi="Times New Roman"/>
         </w:rPr>
-        <w:t>***** ***** ***** ***** ***** ***** ***** ***** ***** *****</w:t>
-      </w:r>
-    </w:p>
-    <w:p>
-      <w:pPr>
-        <w:pStyle w:val="Normal"/>
-        <w:bidi w:val="0"/>
-        <w:jc w:val="start"/>
-        <w:rPr>
-          <w:rFonts w:ascii="Times New Roman" w:hAnsi="Times New Roman"/>
-        </w:rPr>
-      </w:pPr>
-      <w:r>
-        <w:rPr>
-          <w:rFonts w:ascii="Times New Roman" w:hAnsi="Times New Roman"/>
-        </w:rPr>
       </w:r>
     </w:p>
     <w:p>
@@ -1087,22 +880,6 @@
         <w:rPr>
           <w:rFonts w:ascii="Times New Roman" w:hAnsi="Times New Roman"/>
         </w:rPr>
-        <w:t>***** ***** ***** ***** ***** ***** ***** ***** ***** *****</w:t>
-      </w:r>
-    </w:p>
-    <w:p>
-      <w:pPr>
-        <w:pStyle w:val="Normal"/>
-        <w:bidi w:val="0"/>
-        <w:jc w:val="start"/>
-        <w:rPr>
-          <w:rFonts w:ascii="Times New Roman" w:hAnsi="Times New Roman"/>
-        </w:rPr>
-      </w:pPr>
-      <w:r>
-        <w:rPr>
-          <w:rFonts w:ascii="Times New Roman" w:hAnsi="Times New Roman"/>
-        </w:rPr>
       </w:r>
     </w:p>
     <w:p>
@@ -1137,22 +914,6 @@
           <w:rFonts w:ascii="Times New Roman" w:hAnsi="Times New Roman"/>
         </w:rPr>
         <w:t>Yes, I do. I’m planning to pursue a master’s degree in IT abroad because I believe it will help me develop my career. I’m particularly interested in studying in Germany or Canada.</w:t>
-      </w:r>
-    </w:p>
-    <w:p>
-      <w:pPr>
-        <w:pStyle w:val="Normal"/>
-        <w:bidi w:val="0"/>
-        <w:jc w:val="start"/>
-        <w:rPr>
-          <w:rFonts w:ascii="Times New Roman" w:hAnsi="Times New Roman"/>
-        </w:rPr>
-      </w:pPr>
-      <w:r>
-        <w:rPr>
-          <w:rFonts w:ascii="Times New Roman" w:hAnsi="Times New Roman"/>
-        </w:rPr>
-        <w:t>***** ***** ***** ***** ***** ***** ***** ***** ***** *****</w:t>
       </w:r>
     </w:p>
     <w:p>
@@ -1234,22 +995,6 @@
         <w:rPr>
           <w:rFonts w:ascii="Times New Roman" w:hAnsi="Times New Roman"/>
         </w:rPr>
-        <w:t>***** ***** ***** ***** ***** ***** ***** ***** ***** *****</w:t>
-      </w:r>
-    </w:p>
-    <w:p>
-      <w:pPr>
-        <w:pStyle w:val="Normal"/>
-        <w:bidi w:val="0"/>
-        <w:jc w:val="start"/>
-        <w:rPr>
-          <w:rFonts w:ascii="Times New Roman" w:hAnsi="Times New Roman"/>
-        </w:rPr>
-      </w:pPr>
-      <w:r>
-        <w:rPr>
-          <w:rFonts w:ascii="Times New Roman" w:hAnsi="Times New Roman"/>
-        </w:rPr>
       </w:r>
     </w:p>
     <w:p>
@@ -1299,22 +1044,6 @@
         <w:rPr>
           <w:rFonts w:ascii="Times New Roman" w:hAnsi="Times New Roman"/>
         </w:rPr>
-        <w:t>***** ***** ***** ***** ***** ***** ***** ***** ***** *****</w:t>
-      </w:r>
-    </w:p>
-    <w:p>
-      <w:pPr>
-        <w:pStyle w:val="Normal"/>
-        <w:bidi w:val="0"/>
-        <w:jc w:val="start"/>
-        <w:rPr>
-          <w:rFonts w:ascii="Times New Roman" w:hAnsi="Times New Roman"/>
-        </w:rPr>
-      </w:pPr>
-      <w:r>
-        <w:rPr>
-          <w:rFonts w:ascii="Times New Roman" w:hAnsi="Times New Roman"/>
-        </w:rPr>
       </w:r>
     </w:p>
     <w:p>
@@ -1361,10 +1090,7 @@
         </w:rPr>
       </w:pPr>
       <w:r>
-        <w:rPr>
-          <w:rFonts w:ascii="Times New Roman" w:hAnsi="Times New Roman"/>
-        </w:rPr>
-        <w:t>***** ***** ***** ***** ***** ***** ***** ***** ***** *****</w:t>
+        <w:rPr/>
       </w:r>
     </w:p>
     <w:p>
@@ -1413,22 +1139,6 @@
         <w:rPr>
           <w:rFonts w:ascii="Times New Roman" w:hAnsi="Times New Roman"/>
         </w:rPr>
-        <w:t>***** ***** ***** ***** ***** ***** ***** ***** ***** *****</w:t>
-      </w:r>
-    </w:p>
-    <w:p>
-      <w:pPr>
-        <w:pStyle w:val="Normal"/>
-        <w:bidi w:val="0"/>
-        <w:jc w:val="start"/>
-        <w:rPr>
-          <w:rFonts w:ascii="Times New Roman" w:hAnsi="Times New Roman"/>
-        </w:rPr>
-      </w:pPr>
-      <w:r>
-        <w:rPr>
-          <w:rFonts w:ascii="Times New Roman" w:hAnsi="Times New Roman"/>
-        </w:rPr>
       </w:r>
     </w:p>
     <w:p>
@@ -1463,22 +1173,6 @@
           <w:rFonts w:ascii="Times New Roman" w:hAnsi="Times New Roman"/>
         </w:rPr>
         <w:t>Yes, I am. I’m quite satisfied with my current job because it allows me to work with logic and problem-solving, which I really enjoy.</w:t>
-      </w:r>
-    </w:p>
-    <w:p>
-      <w:pPr>
-        <w:pStyle w:val="Normal"/>
-        <w:bidi w:val="0"/>
-        <w:jc w:val="start"/>
-        <w:rPr>
-          <w:rFonts w:ascii="Times New Roman" w:hAnsi="Times New Roman"/>
-        </w:rPr>
-      </w:pPr>
-      <w:r>
-        <w:rPr>
-          <w:rFonts w:ascii="Times New Roman" w:hAnsi="Times New Roman"/>
-        </w:rPr>
-        <w:t>***** ***** ***** ***** ***** ***** ***** ***** ***** *****</w:t>
       </w:r>
     </w:p>
     <w:p>
@@ -1560,22 +1254,6 @@
         <w:rPr>
           <w:rFonts w:ascii="Times New Roman" w:hAnsi="Times New Roman"/>
         </w:rPr>
-        <w:t>***** ***** ***** ***** ***** ***** ***** ***** ***** *****</w:t>
-      </w:r>
-    </w:p>
-    <w:p>
-      <w:pPr>
-        <w:pStyle w:val="Normal"/>
-        <w:bidi w:val="0"/>
-        <w:jc w:val="start"/>
-        <w:rPr>
-          <w:rFonts w:ascii="Times New Roman" w:hAnsi="Times New Roman"/>
-        </w:rPr>
-      </w:pPr>
-      <w:r>
-        <w:rPr>
-          <w:rFonts w:ascii="Times New Roman" w:hAnsi="Times New Roman"/>
-        </w:rPr>
       </w:r>
     </w:p>
     <w:p>
@@ -1619,37 +1297,6 @@
         <w:jc w:val="start"/>
         <w:rPr>
           <w:rFonts w:ascii="Times New Roman" w:hAnsi="Times New Roman"/>
-        </w:rPr>
-      </w:pPr>
-      <w:r>
-        <w:rPr>
-          <w:rFonts w:ascii="Times New Roman" w:hAnsi="Times New Roman"/>
-        </w:rPr>
-        <w:t>***** ***** ***** ***** ***** ***** ***** ***** ***** *****</w:t>
-      </w:r>
-    </w:p>
-    <w:p>
-      <w:pPr>
-        <w:pStyle w:val="Normal"/>
-        <w:bidi w:val="0"/>
-        <w:jc w:val="start"/>
-        <w:rPr>
-          <w:rFonts w:ascii="Times New Roman" w:hAnsi="Times New Roman"/>
-        </w:rPr>
-      </w:pPr>
-      <w:r>
-        <w:rPr>
-          <w:rFonts w:ascii="Times New Roman" w:hAnsi="Times New Roman"/>
-        </w:rPr>
-      </w:r>
-    </w:p>
-    <w:p>
-      <w:pPr>
-        <w:pStyle w:val="Normal"/>
-        <w:bidi w:val="0"/>
-        <w:jc w:val="start"/>
-        <w:rPr>
-          <w:rFonts w:ascii="Times New Roman" w:hAnsi="Times New Roman"/>
           <w:color w:val="800080"/>
         </w:rPr>
       </w:pPr>
@@ -1690,22 +1337,6 @@
         <w:rPr>
           <w:rFonts w:ascii="Times New Roman" w:hAnsi="Times New Roman"/>
         </w:rPr>
-        <w:t>***** ***** ***** ***** ***** ***** ***** ***** ***** *****</w:t>
-      </w:r>
-    </w:p>
-    <w:p>
-      <w:pPr>
-        <w:pStyle w:val="Normal"/>
-        <w:bidi w:val="0"/>
-        <w:jc w:val="start"/>
-        <w:rPr>
-          <w:rFonts w:ascii="Times New Roman" w:hAnsi="Times New Roman"/>
-        </w:rPr>
-      </w:pPr>
-      <w:r>
-        <w:rPr>
-          <w:rFonts w:ascii="Times New Roman" w:hAnsi="Times New Roman"/>
-        </w:rPr>
       </w:r>
     </w:p>
     <w:p>
@@ -1755,22 +1386,6 @@
         <w:rPr>
           <w:rFonts w:ascii="Times New Roman" w:hAnsi="Times New Roman"/>
         </w:rPr>
-        <w:t>***** ***** ***** ***** ***** ***** ***** ***** ***** *****</w:t>
-      </w:r>
-    </w:p>
-    <w:p>
-      <w:pPr>
-        <w:pStyle w:val="Normal"/>
-        <w:bidi w:val="0"/>
-        <w:jc w:val="start"/>
-        <w:rPr>
-          <w:rFonts w:ascii="Times New Roman" w:hAnsi="Times New Roman"/>
-        </w:rPr>
-      </w:pPr>
-      <w:r>
-        <w:rPr>
-          <w:rFonts w:ascii="Times New Roman" w:hAnsi="Times New Roman"/>
-        </w:rPr>
       </w:r>
     </w:p>
     <w:p>
@@ -1820,22 +1435,6 @@
         <w:rPr>
           <w:rFonts w:ascii="Times New Roman" w:hAnsi="Times New Roman"/>
         </w:rPr>
-        <w:t>***** ***** ***** ***** ***** ***** ***** ***** ***** *****</w:t>
-      </w:r>
-    </w:p>
-    <w:p>
-      <w:pPr>
-        <w:pStyle w:val="Normal"/>
-        <w:bidi w:val="0"/>
-        <w:jc w:val="start"/>
-        <w:rPr>
-          <w:rFonts w:ascii="Times New Roman" w:hAnsi="Times New Roman"/>
-        </w:rPr>
-      </w:pPr>
-      <w:r>
-        <w:rPr>
-          <w:rFonts w:ascii="Times New Roman" w:hAnsi="Times New Roman"/>
-        </w:rPr>
       </w:r>
     </w:p>
     <w:p>
@@ -1885,22 +1484,6 @@
         <w:rPr>
           <w:rFonts w:ascii="Times New Roman" w:hAnsi="Times New Roman"/>
         </w:rPr>
-        <w:t>***** ***** ***** ***** ***** ***** ***** ***** ***** *****</w:t>
-      </w:r>
-    </w:p>
-    <w:p>
-      <w:pPr>
-        <w:pStyle w:val="Normal"/>
-        <w:bidi w:val="0"/>
-        <w:jc w:val="start"/>
-        <w:rPr>
-          <w:rFonts w:ascii="Times New Roman" w:hAnsi="Times New Roman"/>
-        </w:rPr>
-      </w:pPr>
-      <w:r>
-        <w:rPr>
-          <w:rFonts w:ascii="Times New Roman" w:hAnsi="Times New Roman"/>
-        </w:rPr>
       </w:r>
     </w:p>
     <w:p>
@@ -1935,52 +1518,6 @@
           <w:rFonts w:ascii="Times New Roman" w:hAnsi="Times New Roman"/>
         </w:rPr>
         <w:t>Not really. My interests haven’t changed much over time. I’ve always enjoyed activities that involve logic and physical exercise, such as coding and playing football, and I still find them interesting today.</w:t>
-      </w:r>
-    </w:p>
-    <w:p>
-      <w:pPr>
-        <w:pStyle w:val="Normal"/>
-        <w:bidi w:val="0"/>
-        <w:jc w:val="start"/>
-        <w:rPr>
-          <w:rFonts w:ascii="Times New Roman" w:hAnsi="Times New Roman"/>
-        </w:rPr>
-      </w:pPr>
-      <w:r>
-        <w:rPr>
-          <w:rFonts w:ascii="Times New Roman" w:hAnsi="Times New Roman"/>
-        </w:rPr>
-        <w:t>***** ***** ***** ***** ***** ***** ***** ***** ***** *****</w:t>
-      </w:r>
-    </w:p>
-    <w:p>
-      <w:pPr>
-        <w:pStyle w:val="Normal"/>
-        <w:bidi w:val="0"/>
-        <w:jc w:val="start"/>
-        <w:rPr>
-          <w:rFonts w:ascii="Times New Roman" w:hAnsi="Times New Roman"/>
-        </w:rPr>
-      </w:pPr>
-      <w:r>
-        <w:rPr>
-          <w:rFonts w:ascii="Times New Roman" w:hAnsi="Times New Roman"/>
-        </w:rPr>
-      </w:r>
-    </w:p>
-    <w:p>
-      <w:pPr>
-        <w:pStyle w:val="Normal"/>
-        <w:bidi w:val="0"/>
-        <w:jc w:val="start"/>
-        <w:rPr>
-          <w:rFonts w:ascii="Times New Roman" w:hAnsi="Times New Roman"/>
-        </w:rPr>
-      </w:pPr>
-      <w:r>
-        <w:rPr>
-          <w:rFonts w:ascii="Times New Roman" w:hAnsi="Times New Roman"/>
-        </w:rPr>
       </w:r>
     </w:p>
     <w:p>
@@ -2062,22 +1599,6 @@
         <w:rPr>
           <w:rFonts w:ascii="Times New Roman" w:hAnsi="Times New Roman"/>
         </w:rPr>
-        <w:t>***** ***** ***** ***** ***** ***** ***** ***** ***** *****</w:t>
-      </w:r>
-    </w:p>
-    <w:p>
-      <w:pPr>
-        <w:pStyle w:val="Normal"/>
-        <w:bidi w:val="0"/>
-        <w:jc w:val="start"/>
-        <w:rPr>
-          <w:rFonts w:ascii="Times New Roman" w:hAnsi="Times New Roman"/>
-        </w:rPr>
-      </w:pPr>
-      <w:r>
-        <w:rPr>
-          <w:rFonts w:ascii="Times New Roman" w:hAnsi="Times New Roman"/>
-        </w:rPr>
       </w:r>
     </w:p>
     <w:p>
@@ -2127,22 +1648,6 @@
         <w:rPr>
           <w:rFonts w:ascii="Times New Roman" w:hAnsi="Times New Roman"/>
         </w:rPr>
-        <w:t>***** ***** ***** ***** ***** ***** ***** ***** ***** *****</w:t>
-      </w:r>
-    </w:p>
-    <w:p>
-      <w:pPr>
-        <w:pStyle w:val="Normal"/>
-        <w:bidi w:val="0"/>
-        <w:jc w:val="start"/>
-        <w:rPr>
-          <w:rFonts w:ascii="Times New Roman" w:hAnsi="Times New Roman"/>
-        </w:rPr>
-      </w:pPr>
-      <w:r>
-        <w:rPr>
-          <w:rFonts w:ascii="Times New Roman" w:hAnsi="Times New Roman"/>
-        </w:rPr>
       </w:r>
     </w:p>
     <w:p>
@@ -2192,22 +1697,6 @@
         <w:rPr>
           <w:rFonts w:ascii="Times New Roman" w:hAnsi="Times New Roman"/>
         </w:rPr>
-        <w:t>***** ***** ***** ***** ***** ***** ***** ***** ***** *****</w:t>
-      </w:r>
-    </w:p>
-    <w:p>
-      <w:pPr>
-        <w:pStyle w:val="Normal"/>
-        <w:bidi w:val="0"/>
-        <w:jc w:val="start"/>
-        <w:rPr>
-          <w:rFonts w:ascii="Times New Roman" w:hAnsi="Times New Roman"/>
-        </w:rPr>
-      </w:pPr>
-      <w:r>
-        <w:rPr>
-          <w:rFonts w:ascii="Times New Roman" w:hAnsi="Times New Roman"/>
-        </w:rPr>
       </w:r>
     </w:p>
     <w:p>
@@ -2257,22 +1746,6 @@
         <w:rPr>
           <w:rFonts w:ascii="Times New Roman" w:hAnsi="Times New Roman"/>
         </w:rPr>
-        <w:t>***** ***** ***** ***** ***** ***** ***** ***** ***** *****</w:t>
-      </w:r>
-    </w:p>
-    <w:p>
-      <w:pPr>
-        <w:pStyle w:val="Normal"/>
-        <w:bidi w:val="0"/>
-        <w:jc w:val="start"/>
-        <w:rPr>
-          <w:rFonts w:ascii="Times New Roman" w:hAnsi="Times New Roman"/>
-        </w:rPr>
-      </w:pPr>
-      <w:r>
-        <w:rPr>
-          <w:rFonts w:ascii="Times New Roman" w:hAnsi="Times New Roman"/>
-        </w:rPr>
       </w:r>
     </w:p>
     <w:p>
@@ -2322,22 +1795,6 @@
         <w:rPr>
           <w:rFonts w:ascii="Times New Roman" w:hAnsi="Times New Roman"/>
         </w:rPr>
-        <w:t>***** ***** ***** ***** ***** ***** ***** ***** ***** *****</w:t>
-      </w:r>
-    </w:p>
-    <w:p>
-      <w:pPr>
-        <w:pStyle w:val="Normal"/>
-        <w:bidi w:val="0"/>
-        <w:jc w:val="start"/>
-        <w:rPr>
-          <w:rFonts w:ascii="Times New Roman" w:hAnsi="Times New Roman"/>
-        </w:rPr>
-      </w:pPr>
-      <w:r>
-        <w:rPr>
-          <w:rFonts w:ascii="Times New Roman" w:hAnsi="Times New Roman"/>
-        </w:rPr>
       </w:r>
     </w:p>
     <w:p>
@@ -2387,22 +1844,6 @@
         <w:rPr>
           <w:rFonts w:ascii="Times New Roman" w:hAnsi="Times New Roman"/>
         </w:rPr>
-        <w:t>***** ***** ***** ***** ***** ***** ***** ***** ***** *****</w:t>
-      </w:r>
-    </w:p>
-    <w:p>
-      <w:pPr>
-        <w:pStyle w:val="Normal"/>
-        <w:bidi w:val="0"/>
-        <w:jc w:val="start"/>
-        <w:rPr>
-          <w:rFonts w:ascii="Times New Roman" w:hAnsi="Times New Roman"/>
-        </w:rPr>
-      </w:pPr>
-      <w:r>
-        <w:rPr>
-          <w:rFonts w:ascii="Times New Roman" w:hAnsi="Times New Roman"/>
-        </w:rPr>
       </w:r>
     </w:p>
     <w:p>
@@ -2452,22 +1893,6 @@
         <w:rPr>
           <w:rFonts w:ascii="Times New Roman" w:hAnsi="Times New Roman"/>
         </w:rPr>
-        <w:t>***** ***** ***** ***** ***** ***** ***** ***** ***** *****</w:t>
-      </w:r>
-    </w:p>
-    <w:p>
-      <w:pPr>
-        <w:pStyle w:val="Normal"/>
-        <w:bidi w:val="0"/>
-        <w:jc w:val="start"/>
-        <w:rPr>
-          <w:rFonts w:ascii="Times New Roman" w:hAnsi="Times New Roman"/>
-        </w:rPr>
-      </w:pPr>
-      <w:r>
-        <w:rPr>
-          <w:rFonts w:ascii="Times New Roman" w:hAnsi="Times New Roman"/>
-        </w:rPr>
       </w:r>
     </w:p>
     <w:p>
@@ -2517,22 +1942,6 @@
         <w:rPr>
           <w:rFonts w:ascii="Times New Roman" w:hAnsi="Times New Roman"/>
         </w:rPr>
-        <w:t>***** ***** ***** ***** ***** ***** ***** ***** ***** *****</w:t>
-      </w:r>
-    </w:p>
-    <w:p>
-      <w:pPr>
-        <w:pStyle w:val="Normal"/>
-        <w:bidi w:val="0"/>
-        <w:jc w:val="start"/>
-        <w:rPr>
-          <w:rFonts w:ascii="Times New Roman" w:hAnsi="Times New Roman"/>
-        </w:rPr>
-      </w:pPr>
-      <w:r>
-        <w:rPr>
-          <w:rFonts w:ascii="Times New Roman" w:hAnsi="Times New Roman"/>
-        </w:rPr>
       </w:r>
     </w:p>
     <w:p>
@@ -2579,10 +1988,7 @@
         </w:rPr>
       </w:pPr>
       <w:r>
-        <w:rPr>
-          <w:rFonts w:ascii="Times New Roman" w:hAnsi="Times New Roman"/>
-        </w:rPr>
-        <w:t>***** ***** ***** ***** ***** ***** ***** ***** ***** *****</w:t>
+        <w:rPr/>
       </w:r>
     </w:p>
     <w:p>
@@ -2616,22 +2022,6 @@
           <w:rFonts w:ascii="Times New Roman" w:hAnsi="Times New Roman"/>
         </w:rPr>
         <w:t>On weekends, I usually take some time to rest and recharge after a busy week. I often play football with friends, and sometimes I also do a bit of self-study or catch up on things I didn’t have time for during the week.</w:t>
-      </w:r>
-    </w:p>
-    <w:p>
-      <w:pPr>
-        <w:pStyle w:val="Normal"/>
-        <w:bidi w:val="0"/>
-        <w:jc w:val="start"/>
-        <w:rPr>
-          <w:rFonts w:ascii="Times New Roman" w:hAnsi="Times New Roman"/>
-        </w:rPr>
-      </w:pPr>
-      <w:r>
-        <w:rPr>
-          <w:rFonts w:ascii="Times New Roman" w:hAnsi="Times New Roman"/>
-        </w:rPr>
-        <w:t>***** ***** ***** ***** ***** ***** ***** ***** ***** *****</w:t>
       </w:r>
     </w:p>
     <w:p>
@@ -2713,22 +2103,6 @@
         <w:rPr>
           <w:rFonts w:ascii="Times New Roman" w:hAnsi="Times New Roman"/>
         </w:rPr>
-        <w:t>***** ***** ***** ***** ***** ***** ***** ***** ***** *****</w:t>
-      </w:r>
-    </w:p>
-    <w:p>
-      <w:pPr>
-        <w:pStyle w:val="Normal"/>
-        <w:bidi w:val="0"/>
-        <w:jc w:val="start"/>
-        <w:rPr>
-          <w:rFonts w:ascii="Times New Roman" w:hAnsi="Times New Roman"/>
-        </w:rPr>
-      </w:pPr>
-      <w:r>
-        <w:rPr>
-          <w:rFonts w:ascii="Times New Roman" w:hAnsi="Times New Roman"/>
-        </w:rPr>
       </w:r>
     </w:p>
     <w:p>
@@ -2778,22 +2152,6 @@
         <w:rPr>
           <w:rFonts w:ascii="Times New Roman" w:hAnsi="Times New Roman"/>
         </w:rPr>
-        <w:t>***** ***** ***** ***** ***** ***** ***** ***** ***** *****</w:t>
-      </w:r>
-    </w:p>
-    <w:p>
-      <w:pPr>
-        <w:pStyle w:val="Normal"/>
-        <w:bidi w:val="0"/>
-        <w:jc w:val="start"/>
-        <w:rPr>
-          <w:rFonts w:ascii="Times New Roman" w:hAnsi="Times New Roman"/>
-        </w:rPr>
-      </w:pPr>
-      <w:r>
-        <w:rPr>
-          <w:rFonts w:ascii="Times New Roman" w:hAnsi="Times New Roman"/>
-        </w:rPr>
       </w:r>
     </w:p>
     <w:p>
@@ -2843,22 +2201,6 @@
         <w:rPr>
           <w:rFonts w:ascii="Times New Roman" w:hAnsi="Times New Roman"/>
         </w:rPr>
-        <w:t>***** ***** ***** ***** ***** ***** ***** ***** ***** *****</w:t>
-      </w:r>
-    </w:p>
-    <w:p>
-      <w:pPr>
-        <w:pStyle w:val="Normal"/>
-        <w:bidi w:val="0"/>
-        <w:jc w:val="start"/>
-        <w:rPr>
-          <w:rFonts w:ascii="Times New Roman" w:hAnsi="Times New Roman"/>
-        </w:rPr>
-      </w:pPr>
-      <w:r>
-        <w:rPr>
-          <w:rFonts w:ascii="Times New Roman" w:hAnsi="Times New Roman"/>
-        </w:rPr>
       </w:r>
     </w:p>
     <w:p>
@@ -2908,22 +2250,6 @@
         <w:rPr>
           <w:rFonts w:ascii="Times New Roman" w:hAnsi="Times New Roman"/>
         </w:rPr>
-        <w:t>***** ***** ***** ***** ***** ***** ***** ***** ***** *****</w:t>
-      </w:r>
-    </w:p>
-    <w:p>
-      <w:pPr>
-        <w:pStyle w:val="Normal"/>
-        <w:bidi w:val="0"/>
-        <w:jc w:val="start"/>
-        <w:rPr>
-          <w:rFonts w:ascii="Times New Roman" w:hAnsi="Times New Roman"/>
-        </w:rPr>
-      </w:pPr>
-      <w:r>
-        <w:rPr>
-          <w:rFonts w:ascii="Times New Roman" w:hAnsi="Times New Roman"/>
-        </w:rPr>
       </w:r>
     </w:p>
     <w:p>
@@ -2958,22 +2284,6 @@
           <w:rFonts w:ascii="Times New Roman" w:hAnsi="Times New Roman"/>
         </w:rPr>
         <w:t>I’m not completely sure, but I do think the weather can affect some people’s behavior. For example, extreme heat or long periods of rain can make people feel tired or less motivated.</w:t>
-      </w:r>
-    </w:p>
-    <w:p>
-      <w:pPr>
-        <w:pStyle w:val="Normal"/>
-        <w:bidi w:val="0"/>
-        <w:jc w:val="start"/>
-        <w:rPr>
-          <w:rFonts w:ascii="Times New Roman" w:hAnsi="Times New Roman"/>
-        </w:rPr>
-      </w:pPr>
-      <w:r>
-        <w:rPr>
-          <w:rFonts w:ascii="Times New Roman" w:hAnsi="Times New Roman"/>
-        </w:rPr>
-        <w:t>***** ***** ***** ***** ***** ***** ***** ***** ***** *****</w:t>
       </w:r>
     </w:p>
     <w:p>
@@ -3055,22 +2365,6 @@
         <w:rPr>
           <w:rFonts w:ascii="Times New Roman" w:hAnsi="Times New Roman"/>
         </w:rPr>
-        <w:t>***** ***** ***** ***** ***** ***** ***** ***** ***** *****</w:t>
-      </w:r>
-    </w:p>
-    <w:p>
-      <w:pPr>
-        <w:pStyle w:val="Normal"/>
-        <w:bidi w:val="0"/>
-        <w:jc w:val="start"/>
-        <w:rPr>
-          <w:rFonts w:ascii="Times New Roman" w:hAnsi="Times New Roman"/>
-        </w:rPr>
-      </w:pPr>
-      <w:r>
-        <w:rPr>
-          <w:rFonts w:ascii="Times New Roman" w:hAnsi="Times New Roman"/>
-        </w:rPr>
       </w:r>
     </w:p>
     <w:p>
@@ -3120,21 +2414,22 @@
         <w:rPr>
           <w:rFonts w:ascii="Times New Roman" w:hAnsi="Times New Roman"/>
         </w:rPr>
-        <w:t>***** ***** ***** ***** ***** ***** ***** ***** ***** *****</w:t>
-      </w:r>
-    </w:p>
-    <w:p>
-      <w:pPr>
-        <w:pStyle w:val="Normal"/>
-        <w:bidi w:val="0"/>
-        <w:jc w:val="start"/>
-        <w:rPr>
-          <w:rFonts w:ascii="Times New Roman" w:hAnsi="Times New Roman"/>
-        </w:rPr>
-      </w:pPr>
-      <w:r>
-        <w:rPr>
-          <w:rFonts w:ascii="Times New Roman" w:hAnsi="Times New Roman"/>
+      </w:r>
+    </w:p>
+    <w:p>
+      <w:pPr>
+        <w:pStyle w:val="Normal"/>
+        <w:bidi w:val="0"/>
+        <w:jc w:val="start"/>
+        <w:rPr>
+          <w:rFonts w:ascii="Times New Roman" w:hAnsi="Times New Roman"/>
+          <w:color w:val="800080"/>
+        </w:rPr>
+      </w:pPr>
+      <w:r>
+        <w:rPr>
+          <w:rFonts w:ascii="Times New Roman" w:hAnsi="Times New Roman"/>
+          <w:color w:val="800080"/>
         </w:rPr>
       </w:r>
     </w:p>
@@ -3185,37 +2480,6 @@
         <w:rPr>
           <w:rFonts w:ascii="Times New Roman" w:hAnsi="Times New Roman"/>
         </w:rPr>
-        <w:t>***** ***** ***** ***** ***** ***** ***** ***** ***** *****</w:t>
-      </w:r>
-    </w:p>
-    <w:p>
-      <w:pPr>
-        <w:pStyle w:val="Normal"/>
-        <w:bidi w:val="0"/>
-        <w:jc w:val="start"/>
-        <w:rPr>
-          <w:rFonts w:ascii="Times New Roman" w:hAnsi="Times New Roman"/>
-        </w:rPr>
-      </w:pPr>
-      <w:r>
-        <w:rPr>
-          <w:rFonts w:ascii="Times New Roman" w:hAnsi="Times New Roman"/>
-        </w:rPr>
-      </w:r>
-    </w:p>
-    <w:p>
-      <w:pPr>
-        <w:pStyle w:val="Normal"/>
-        <w:bidi w:val="0"/>
-        <w:jc w:val="start"/>
-        <w:rPr>
-          <w:rFonts w:ascii="Times New Roman" w:hAnsi="Times New Roman"/>
-        </w:rPr>
-      </w:pPr>
-      <w:r>
-        <w:rPr>
-          <w:rFonts w:ascii="Times New Roman" w:hAnsi="Times New Roman"/>
-        </w:rPr>
       </w:r>
     </w:p>
     <w:p>
@@ -3265,22 +2529,6 @@
         <w:rPr>
           <w:rFonts w:ascii="Times New Roman" w:hAnsi="Times New Roman"/>
         </w:rPr>
-        <w:t>***** ***** ***** ***** ***** ***** ***** ***** ***** *****</w:t>
-      </w:r>
-    </w:p>
-    <w:p>
-      <w:pPr>
-        <w:pStyle w:val="Normal"/>
-        <w:bidi w:val="0"/>
-        <w:jc w:val="start"/>
-        <w:rPr>
-          <w:rFonts w:ascii="Times New Roman" w:hAnsi="Times New Roman"/>
-        </w:rPr>
-      </w:pPr>
-      <w:r>
-        <w:rPr>
-          <w:rFonts w:ascii="Times New Roman" w:hAnsi="Times New Roman"/>
-        </w:rPr>
       </w:r>
     </w:p>
     <w:p>
@@ -3315,22 +2563,6 @@
           <w:rFonts w:ascii="Times New Roman" w:hAnsi="Times New Roman"/>
         </w:rPr>
         <w:t>A very traditional dish from my country is pho. It’s a well-known noodle soup made with a rich broth, rice noodles, and usually beef or chicken. It’s popular both in daily meals and with visitors to Vietnam.</w:t>
-      </w:r>
-    </w:p>
-    <w:p>
-      <w:pPr>
-        <w:pStyle w:val="Normal"/>
-        <w:bidi w:val="0"/>
-        <w:jc w:val="start"/>
-        <w:rPr>
-          <w:rFonts w:ascii="Times New Roman" w:hAnsi="Times New Roman"/>
-        </w:rPr>
-      </w:pPr>
-      <w:r>
-        <w:rPr>
-          <w:rFonts w:ascii="Times New Roman" w:hAnsi="Times New Roman"/>
-        </w:rPr>
-        <w:t>***** ***** ***** ***** ***** ***** ***** ***** ***** *****</w:t>
       </w:r>
     </w:p>
     <w:p>
@@ -3375,7 +2607,6 @@
     </w:rPrDefault>
     <w:pPrDefault>
       <w:pPr>
-        <w:widowControl/>
         <w:suppressAutoHyphens w:val="true"/>
       </w:pPr>
     </w:pPrDefault>
@@ -3385,10 +2616,11 @@
     <w:qFormat/>
     <w:pPr>
       <w:widowControl/>
-      <w:kinsoku w:val="true"/>
+      <w:suppressAutoHyphens w:val="true"/>
       <w:overflowPunct w:val="true"/>
-      <w:autoSpaceDE w:val="true"/>
       <w:bidi w:val="0"/>
+      <w:spacing w:before="0" w:after="0"/>
+      <w:jc w:val="start"/>
     </w:pPr>
     <w:rPr>
       <w:rFonts w:ascii="Liberation Serif" w:hAnsi="Liberation Serif" w:eastAsia="NSimSun" w:cs="Lucida Sans"/>

--- a/english-speaking/speaking_part_1.docx
+++ b/english-speaking/speaking_part_1.docx
@@ -1090,7 +1090,9 @@
         </w:rPr>
       </w:pPr>
       <w:r>
-        <w:rPr/>
+        <w:rPr>
+          <w:rFonts w:ascii="Times New Roman" w:hAnsi="Times New Roman"/>
+        </w:rPr>
       </w:r>
     </w:p>
     <w:p>
@@ -1173,6 +1175,100 @@
           <w:rFonts w:ascii="Times New Roman" w:hAnsi="Times New Roman"/>
         </w:rPr>
         <w:t>Yes, I am. I’m quite satisfied with my current job because it allows me to work with logic and problem-solving, which I really enjoy.</w:t>
+      </w:r>
+    </w:p>
+    <w:p>
+      <w:pPr>
+        <w:pStyle w:val="Normal"/>
+        <w:bidi w:val="0"/>
+        <w:jc w:val="start"/>
+        <w:rPr>
+          <w:rFonts w:ascii="Times New Roman" w:hAnsi="Times New Roman"/>
+        </w:rPr>
+      </w:pPr>
+      <w:r>
+        <w:rPr>
+          <w:rFonts w:ascii="Times New Roman" w:hAnsi="Times New Roman"/>
+        </w:rPr>
+      </w:r>
+    </w:p>
+    <w:p>
+      <w:pPr>
+        <w:pStyle w:val="Normal"/>
+        <w:rPr>
+          <w:rFonts w:ascii="Times New Roman" w:hAnsi="Times New Roman"/>
+          <w:color w:val="800080"/>
+        </w:rPr>
+      </w:pPr>
+      <w:r>
+        <w:rPr>
+          <w:rFonts w:ascii="Times New Roman" w:hAnsi="Times New Roman"/>
+          <w:color w:val="800080"/>
+        </w:rPr>
+        <w:t>Do you prefer working alone or in a team?</w:t>
+      </w:r>
+    </w:p>
+    <w:p>
+      <w:pPr>
+        <w:pStyle w:val="Normal"/>
+        <w:bidi w:val="0"/>
+        <w:jc w:val="start"/>
+        <w:rPr>
+          <w:rFonts w:ascii="Times New Roman" w:hAnsi="Times New Roman"/>
+        </w:rPr>
+      </w:pPr>
+      <w:r>
+        <w:rPr>
+          <w:rFonts w:ascii="Times New Roman" w:hAnsi="Times New Roman"/>
+        </w:rPr>
+        <w:t>I prefer working in a team because I can share ideas and learn from others. It also helps solve problems more efficiently. However, for tasks that require deep focus, I don’t mind working alone.</w:t>
+      </w:r>
+    </w:p>
+    <w:p>
+      <w:pPr>
+        <w:pStyle w:val="Normal"/>
+        <w:bidi w:val="0"/>
+        <w:jc w:val="start"/>
+        <w:rPr>
+          <w:rFonts w:ascii="Times New Roman" w:hAnsi="Times New Roman"/>
+        </w:rPr>
+      </w:pPr>
+      <w:r>
+        <w:rPr>
+          <w:rFonts w:ascii="Times New Roman" w:hAnsi="Times New Roman"/>
+        </w:rPr>
+      </w:r>
+    </w:p>
+    <w:p>
+      <w:pPr>
+        <w:pStyle w:val="Normal"/>
+        <w:rPr>
+          <w:rFonts w:ascii="Times New Roman" w:hAnsi="Times New Roman"/>
+          <w:color w:val="800080"/>
+        </w:rPr>
+      </w:pPr>
+      <w:r>
+        <w:rPr>
+          <w:rFonts w:ascii="Times New Roman" w:hAnsi="Times New Roman"/>
+          <w:color w:val="800080"/>
+        </w:rPr>
+        <w:t>Do you enjoy learning new technologies?</w:t>
+      </w:r>
+    </w:p>
+    <w:p>
+      <w:pPr>
+        <w:pStyle w:val="Normal"/>
+        <w:bidi w:val="0"/>
+        <w:jc w:val="start"/>
+        <w:rPr>
+          <w:rFonts w:ascii="Times New Roman" w:hAnsi="Times New Roman"/>
+        </w:rPr>
+      </w:pPr>
+      <w:r>
+        <w:rPr>
+          <w:rFonts w:ascii="Times New Roman" w:hAnsi="Times New Roman"/>
+        </w:rPr>
+        <w:t>Yes, I do, especially because I work as a programmer. Learning new technologies helps me improve my skills and stay updated in my job. I also find the process quite interesting and motivating.</w:t>
       </w:r>
     </w:p>
     <w:p>
@@ -1297,6 +1393,21 @@
         <w:jc w:val="start"/>
         <w:rPr>
           <w:rFonts w:ascii="Times New Roman" w:hAnsi="Times New Roman"/>
+        </w:rPr>
+      </w:pPr>
+      <w:r>
+        <w:rPr>
+          <w:rFonts w:ascii="Times New Roman" w:hAnsi="Times New Roman"/>
+        </w:rPr>
+      </w:r>
+    </w:p>
+    <w:p>
+      <w:pPr>
+        <w:pStyle w:val="Normal"/>
+        <w:bidi w:val="0"/>
+        <w:jc w:val="start"/>
+        <w:rPr>
+          <w:rFonts w:ascii="Times New Roman" w:hAnsi="Times New Roman"/>
           <w:color w:val="800080"/>
         </w:rPr>
       </w:pPr>
@@ -1755,6 +1866,21 @@
         <w:jc w:val="start"/>
         <w:rPr>
           <w:rFonts w:ascii="Times New Roman" w:hAnsi="Times New Roman"/>
+        </w:rPr>
+      </w:pPr>
+      <w:r>
+        <w:rPr>
+          <w:rFonts w:ascii="Times New Roman" w:hAnsi="Times New Roman"/>
+        </w:rPr>
+      </w:r>
+    </w:p>
+    <w:p>
+      <w:pPr>
+        <w:pStyle w:val="Normal"/>
+        <w:bidi w:val="0"/>
+        <w:jc w:val="start"/>
+        <w:rPr>
+          <w:rFonts w:ascii="Times New Roman" w:hAnsi="Times New Roman"/>
           <w:color w:val="800080"/>
         </w:rPr>
       </w:pPr>
@@ -1988,7 +2114,9 @@
         </w:rPr>
       </w:pPr>
       <w:r>
-        <w:rPr/>
+        <w:rPr>
+          <w:rFonts w:ascii="Times New Roman" w:hAnsi="Times New Roman"/>
+        </w:rPr>
       </w:r>
     </w:p>
     <w:p>
@@ -2408,22 +2536,6 @@
         <w:jc w:val="start"/>
         <w:rPr>
           <w:rFonts w:ascii="Times New Roman" w:hAnsi="Times New Roman"/>
-        </w:rPr>
-      </w:pPr>
-      <w:r>
-        <w:rPr>
-          <w:rFonts w:ascii="Times New Roman" w:hAnsi="Times New Roman"/>
-        </w:rPr>
-      </w:r>
-    </w:p>
-    <w:p>
-      <w:pPr>
-        <w:pStyle w:val="Normal"/>
-        <w:bidi w:val="0"/>
-        <w:jc w:val="start"/>
-        <w:rPr>
-          <w:rFonts w:ascii="Times New Roman" w:hAnsi="Times New Roman"/>
-          <w:color w:val="800080"/>
         </w:rPr>
       </w:pPr>
       <w:r>
@@ -2617,7 +2729,7 @@
     <w:pPr>
       <w:widowControl/>
       <w:suppressAutoHyphens w:val="true"/>
-      <w:overflowPunct w:val="true"/>
+      <w:overflowPunct w:val="false"/>
       <w:bidi w:val="0"/>
       <w:spacing w:before="0" w:after="0"/>
       <w:jc w:val="start"/>
